--- a/Transport_mini_project_contribution_log_( Binary VI).docx
+++ b/Transport_mini_project_contribution_log_( Binary VI).docx
@@ -113,7 +113,19 @@
         <w:rPr>
           <w:lang w:val="en-GB"/>
         </w:rPr>
-        <w:t>(Motheo and Brain)</w:t>
+        <w:t>(Motheo and Bri</w:t>
+      </w:r>
+      <w:r>
+        <w:rPr>
+          <w:lang w:val="en-GB"/>
+        </w:rPr>
+        <w:t>a</w:t>
+      </w:r>
+      <w:r>
+        <w:rPr>
+          <w:lang w:val="en-GB"/>
+        </w:rPr>
+        <w:t>n)</w:t>
       </w:r>
     </w:p>
     <w:p>
@@ -138,7 +150,19 @@
         <w:rPr>
           <w:lang w:val="en-GB"/>
         </w:rPr>
-        <w:t>(Motheo and Brain)</w:t>
+        <w:t>(Motheo and Bri</w:t>
+      </w:r>
+      <w:r>
+        <w:rPr>
+          <w:lang w:val="en-GB"/>
+        </w:rPr>
+        <w:t>a</w:t>
+      </w:r>
+      <w:r>
+        <w:rPr>
+          <w:lang w:val="en-GB"/>
+        </w:rPr>
+        <w:t>n)</w:t>
       </w:r>
     </w:p>
     <w:p>
@@ -213,7 +237,19 @@
         <w:rPr>
           <w:lang w:val="en-GB"/>
         </w:rPr>
-        <w:t>(Motheo and Brain)</w:t>
+        <w:t>(Motheo and Bri</w:t>
+      </w:r>
+      <w:r>
+        <w:rPr>
+          <w:lang w:val="en-GB"/>
+        </w:rPr>
+        <w:t>a</w:t>
+      </w:r>
+      <w:r>
+        <w:rPr>
+          <w:lang w:val="en-GB"/>
+        </w:rPr>
+        <w:t>n)</w:t>
       </w:r>
     </w:p>
     <w:p>
@@ -305,7 +341,19 @@
         <w:rPr>
           <w:lang w:val="en-GB"/>
         </w:rPr>
-        <w:t xml:space="preserve"> and Brain</w:t>
+        <w:t xml:space="preserve"> and Bri</w:t>
+      </w:r>
+      <w:r>
+        <w:rPr>
+          <w:lang w:val="en-GB"/>
+        </w:rPr>
+        <w:t>a</w:t>
+      </w:r>
+      <w:r>
+        <w:rPr>
+          <w:lang w:val="en-GB"/>
+        </w:rPr>
+        <w:t>n</w:t>
       </w:r>
       <w:r>
         <w:rPr>
@@ -357,7 +405,7 @@
         <w:rPr>
           <w:lang w:val="en-GB"/>
         </w:rPr>
-        <w:t xml:space="preserve">Comibi </w:t>
+        <w:t xml:space="preserve">Combi </w:t>
       </w:r>
       <w:r>
         <w:rPr>
